--- a/All_Books/09 THOUSAND LIVES/Word vervion/THOUSAND_LIVES_vi_A6.docx
+++ b/All_Books/09 THOUSAND LIVES/Word vervion/THOUSAND_LIVES_vi_A6.docx
@@ -5944,19 +5944,7 @@
           <w:szCs w:val="32"/>
           <w:shd w:val="clear" w:color="auto" w:fill="FFFFFF"/>
         </w:rPr>
-        <w:t xml:space="preserve">Khi đoàn quân của tôi tiếp cận khu vực biên giới, chúng tôi quả thực chỉ phát hiện </w:t>
-      </w:r>
-      <w:bookmarkStart w:id="4" w:name="_GoBack"/>
-      <w:bookmarkEnd w:id="4"/>
-      <w:r>
-        <w:rPr>
-          <w:rFonts w:ascii="Palatino Linotype" w:eastAsia="sans-serif" w:hAnsi="Palatino Linotype" w:cs="Palatino Linotype"/>
-          <w:color w:val="1A1C1E"/>
-          <w:sz w:val="32"/>
-          <w:szCs w:val="32"/>
-          <w:shd w:val="clear" w:color="auto" w:fill="FFFFFF"/>
-        </w:rPr>
-        <w:t xml:space="preserve">ra một toán Hải Xà Vương với số lượng gần hai mươi con, đúng như tin báo. Chúng dường như tỏ ra khá "e dè" khi thấy lực lượng của </w:t>
+        <w:t xml:space="preserve">Khi đoàn quân của tôi tiếp cận khu vực biên giới, chúng tôi quả thực chỉ phát hiện ra một toán Hải Xà Vương với số lượng gần hai mươi con, đúng như tin báo. Chúng dường như tỏ ra khá "e dè" khi thấy lực lượng của </w:t>
       </w:r>
       <w:r>
         <w:rPr>
@@ -6499,7 +6487,7 @@
           <w:szCs w:val="52"/>
         </w:rPr>
       </w:pPr>
-      <w:bookmarkStart w:id="5" w:name="_Toc6146"/>
+      <w:bookmarkStart w:id="4" w:name="_Toc6146"/>
       <w:r>
         <w:rPr>
           <w:rFonts w:ascii="Palatino Linotype" w:hAnsi="Palatino Linotype" w:cs="Palatino Linotype"/>
@@ -6508,7 +6496,7 @@
         </w:rPr>
         <w:t>CHƯƠNG 3: SƠN THẦN NÚI TRƯỜNG BẠCH</w:t>
       </w:r>
-      <w:bookmarkEnd w:id="5"/>
+      <w:bookmarkEnd w:id="4"/>
     </w:p>
     <w:p>
       <w:pPr>
@@ -8546,7 +8534,7 @@
           <w:szCs w:val="52"/>
         </w:rPr>
       </w:pPr>
-      <w:bookmarkStart w:id="6" w:name="_Toc20080"/>
+      <w:bookmarkStart w:id="5" w:name="_Toc20080"/>
       <w:r>
         <w:rPr>
           <w:rFonts w:ascii="Palatino Linotype" w:hAnsi="Palatino Linotype" w:cs="Palatino Linotype"/>
@@ -8555,7 +8543,7 @@
         </w:rPr>
         <w:t>CHƯƠNG 4: THIÊN CƠ TAM QUỐC</w:t>
       </w:r>
-      <w:bookmarkEnd w:id="6"/>
+      <w:bookmarkEnd w:id="5"/>
     </w:p>
     <w:p>
       <w:pPr>
@@ -12623,7 +12611,7 @@
           <w:szCs w:val="52"/>
         </w:rPr>
       </w:pPr>
-      <w:bookmarkStart w:id="7" w:name="_Toc19065"/>
+      <w:bookmarkStart w:id="6" w:name="_Toc19065"/>
       <w:r>
         <w:rPr>
           <w:rFonts w:ascii="Palatino Linotype" w:hAnsi="Palatino Linotype" w:cs="Palatino Linotype"/>
@@ -12632,7 +12620,7 @@
         </w:rPr>
         <w:t>CHƯƠNG 5: THEO CHÂN CHÚA Ở JERUSALEM</w:t>
       </w:r>
-      <w:bookmarkEnd w:id="7"/>
+      <w:bookmarkEnd w:id="6"/>
     </w:p>
     <w:p>
       <w:pPr>
@@ -14497,7 +14485,7 @@
           <w:szCs w:val="52"/>
         </w:rPr>
       </w:pPr>
-      <w:bookmarkStart w:id="8" w:name="_Toc31248"/>
+      <w:bookmarkStart w:id="7" w:name="_Toc31248"/>
       <w:r>
         <w:rPr>
           <w:rFonts w:ascii="Palatino Linotype" w:hAnsi="Palatino Linotype" w:cs="Palatino Linotype"/>
@@ -14506,7 +14494,7 @@
         </w:rPr>
         <w:t>CHƯƠNG 6: TIẾNG VỌNG KIM TỰ THÁP</w:t>
       </w:r>
-      <w:bookmarkEnd w:id="8"/>
+      <w:bookmarkEnd w:id="7"/>
     </w:p>
     <w:p>
       <w:pPr>
@@ -15909,7 +15897,33 @@
           <w:szCs w:val="40"/>
           <w:shd w:val="clear" w:color="auto" w:fill="FFFFFF"/>
         </w:rPr>
-        <w:t>Chiến Trang, Hy Sinh và Cảm Hoá</w:t>
+        <w:t>Chiế</w:t>
+      </w:r>
+      <w:r>
+        <w:rPr>
+          <w:rFonts w:ascii="Palatino Linotype" w:eastAsia="sans-serif" w:hAnsi="Palatino Linotype" w:cs="Palatino Linotype"/>
+          <w:b/>
+          <w:bCs/>
+          <w:color w:val="1A1C1E"/>
+          <w:sz w:val="40"/>
+          <w:szCs w:val="40"/>
+          <w:shd w:val="clear" w:color="auto" w:fill="FFFFFF"/>
+        </w:rPr>
+        <w:t>n Tranh</w:t>
+      </w:r>
+      <w:bookmarkStart w:id="8" w:name="_GoBack"/>
+      <w:bookmarkEnd w:id="8"/>
+      <w:r>
+        <w:rPr>
+          <w:rFonts w:ascii="Palatino Linotype" w:eastAsia="sans-serif" w:hAnsi="Palatino Linotype" w:cs="Palatino Linotype"/>
+          <w:b/>
+          <w:bCs/>
+          <w:color w:val="1A1C1E"/>
+          <w:sz w:val="40"/>
+          <w:szCs w:val="40"/>
+          <w:shd w:val="clear" w:color="auto" w:fill="FFFFFF"/>
+        </w:rPr>
+        <w:t>, Hy Sinh và Cảm Hoá</w:t>
       </w:r>
     </w:p>
     <w:p>
@@ -31907,7 +31921,7 @@
                               <w:sz w:val="24"/>
                               <w:szCs w:val="24"/>
                             </w:rPr>
-                            <w:t>138</w:t>
+                            <w:t>330</w:t>
                           </w:r>
                           <w:r>
                             <w:rPr>
@@ -31978,7 +31992,7 @@
                         <w:sz w:val="24"/>
                         <w:szCs w:val="24"/>
                       </w:rPr>
-                      <w:t>138</w:t>
+                      <w:t>330</w:t>
                     </w:r>
                     <w:r>
                       <w:rPr>
